--- a/hotstock-mbb/HotStock_MBB_2026.docx
+++ b/hotstock-mbb/HotStock_MBB_2026.docx
@@ -87,7 +87,7 @@
           <w:sz w:val="20"/>
           <w:szCs w:val="20"/>
         </w:rPr>
-        <w:t xml:space="preserve">MBB hiện giao dịch quanh mức P/B khoảng 1,4 lần, nhưng tính trên giá trị sổ sách dự phóng năm 2026 thì P/B chỉ còn khoảng 1,2 lần – một mức hợp lý với ngân hàng đang có ROE trên 21%.</w:t>
+        <w:t xml:space="preserve">MBB hiện giao dịch quanh mức P/B khoảng 1,4 lần, nhưng tính trên giá trị sổ sách dự phóng năm 2026 thì P/B chỉ còn khoảng 1,2 lần – một mức hợp lý với ngân hàng đạt ROE 21,1% trong năm 2025.</w:t>
       </w:r>
     </w:p>
     <w:p>
@@ -110,7 +110,7 @@
           <w:sz w:val="20"/>
           <w:szCs w:val="20"/>
         </w:rPr>
-        <w:t xml:space="preserve">Đây là mức sinh lời thuộc nhóm cao nhất trong các ngân hàng quy mô lớn. Các nhóm phân tích trên thị trường hiện đưa ra giá mục tiêu cho MBB trong vùng 32.900 – 33.900 đồng mỗi cổ phiếu. </w:t>
+        <w:t xml:space="preserve">Đây là mức sinh lời thuộc nhóm cao nhất trong các ngân hàng quy mô lớn. Các nhóm phân tích trên thị trường hiện đưa ra giá mục tiêu cho MBB trong vùng 32.900 – 37.230 đồng mỗi cổ phiếu. </w:t>
       </w:r>
     </w:p>
     <w:p>
@@ -265,7 +265,7 @@
           <w:sz w:val="20"/>
           <w:szCs w:val="20"/>
         </w:rPr>
-        <w:t xml:space="preserve">Sau khi nhận chuyển giao bắt buộc ngân hàng MBV, MBB được giao hạn mức tăng trưởng tín dụng thuộc nhóm cao nhất thị trường cho giai đoạn 2026 – 2028, với mục tiêu tăng trưởng tín dụng năm nay quanh mức 30%. </w:t>
+        <w:t xml:space="preserve">Sau khi nhận chuyển giao bắt buộc ngân hàng MBV, MBB được giao hạn mức tăng trưởng tín dụng thuộc nhóm cao nhất thị trường cho giai đoạn 2026 – 2028, với mục tiêu tăng trưởng tín dụng năm nay trong khoảng 30 – 35%. </w:t>
       </w:r>
     </w:p>
     <w:p>
@@ -289,7 +289,7 @@
           <w:sz w:val="20"/>
           <w:szCs w:val="20"/>
         </w:rPr>
-        <w:t xml:space="preserve">Quy mô cũng đang bứt tốc: tổng tài sản đã vượt 1,6 triệu tỷ đồng tại cuối quý I năm 2026 và ngân hàng đặt mục tiêu vượt 2,1 triệu tỷ đồng trong năm nay, đi cùng nhu cầu vốn lớn từ các dự án hạ tầng và đầu tư công. </w:t>
+        <w:t xml:space="preserve">Quy mô cũng đang bứt tốc: tổng tài sản đạt hơn 1,61 triệu tỷ đồng vào cuối năm 2025, tăng 43% chỉ trong một năm, và ngân hàng đặt mục tiêu vượt 2,1 triệu tỷ đồng trong năm 2026, đi cùng nhu cầu vốn lớn từ các dự án hạ tầng và đầu tư công. </w:t>
       </w:r>
     </w:p>
     <w:p>

--- a/hotstock-mbb/HotStock_MBB_2026.docx
+++ b/hotstock-mbb/HotStock_MBB_2026.docx
@@ -110,7 +110,7 @@
           <w:sz w:val="20"/>
           <w:szCs w:val="20"/>
         </w:rPr>
-        <w:t xml:space="preserve">Đây là mức sinh lời thuộc nhóm cao nhất trong các ngân hàng quy mô lớn. Các nhóm phân tích trên thị trường hiện đưa ra giá mục tiêu cho MBB trong vùng 32.900 – 37.230 đồng mỗi cổ phiếu. </w:t>
+        <w:t xml:space="preserve">Đây là mức sinh lời thuộc nhóm cao nhất trong các ngân hàng quy mô lớn. Mirae Asset Securities hiện đưa ra giá mục tiêu 33.300 đồng mỗi cổ phiếu cho MBB, tương ứng tiềm năng tăng giá khoảng 35% so với thị giá hiện tại. </w:t>
       </w:r>
     </w:p>
     <w:p>
